--- a/examples/vite/public/clipart-sample.docx
+++ b/examples/vite/public/clipart-sample.docx
@@ -17,7 +17,7 @@
         </w:drawing>
       </w:r>
       <w:r>
-        <w:t> after the picture</w:t>
+        <w:t xml:space="preserve"> after the picture</w:t>
       </w:r>
     </w:p>
     <w:p>
